--- a/examples/dap-xe-dem-thanh-pho/export_batch/00_HO_SO_THAM_CHIEU_GOC.docx
+++ b/examples/dap-xe-dem-thanh-pho/export_batch/00_HO_SO_THAM_CHIEU_GOC.docx
@@ -11,7 +11,7 @@
         <w:rPr>
           <w:rFonts w:ascii="Segoe UI" w:hAnsi="Segoe UI"/>
           <w:b/>
-          <w:color w:val="C2185B"/>
+          <w:color w:val="DB2777"/>
           <w:sz w:val="34"/>
         </w:rPr>
         <w:t>HỒ SƠ THAM CHIẾU GỐC (MASTER REFERENCE ASSETS)</w:t>
@@ -26,10 +26,10 @@
         <w:rPr>
           <w:rFonts w:ascii="Segoe UI" w:hAnsi="Segoe UI"/>
           <w:i/>
-          <w:color w:val="718096"/>
+          <w:color w:val="64748B"/>
           <w:sz w:val="20"/>
         </w:rPr>
-        <w:t>Dự án: Đạp Xe Đêm Thành Phố (15s Viral) • Nhân vật: @_Brand_Sport_Lead Uyên Hân</w:t>
+        <w:t>Dự án: Đạp Xe Đêm Thành Phố • Nhân vật: Uyên Hân Sport @_Brand_Sport_Lead • Phương tiện: @_Bike_Laux_Purple</w:t>
       </w:r>
     </w:p>
     <w:p>
@@ -40,10 +40,10 @@
       <w:r>
         <w:rPr>
           <w:rFonts w:ascii="Segoe UI" w:hAnsi="Segoe UI"/>
-          <w:color w:val="E11D48"/>
+          <w:color w:val="BE185D"/>
           <w:sz w:val="19"/>
         </w:rPr>
-        <w:t>⚠️ BƯỚC 0: Nạp ảnh Turnaround 4 góc nhìn làm Character/Face Reference:</w:t>
+        <w:t>⚠️ BƯỚC 0 BẮT BUỘC: Nạp ảnh Turnaround làm Character Reference cho Tool AI tạo ảnh/video.</w:t>
       </w:r>
     </w:p>
     <w:p>
@@ -51,38 +51,41 @@
         <w:pStyle w:val="Heading2"/>
       </w:pPr>
       <w:r>
-        <w:rPr>
-          <w:rFonts w:ascii="Segoe UI" w:hAnsi="Segoe UI"/>
-        </w:rPr>
         <w:t>1. Master Character Model Sheet @_Brand_Sport_Lead</w:t>
       </w:r>
     </w:p>
     <w:p>
+      <w:pPr>
+        <w:spacing w:after="80"/>
+      </w:pPr>
       <w:r>
-        <w:t>• Tên: Uyên Hân @_Brand_Sport_Lead (21 tuổi, Á Đông, năng động, quyến rũ thể thao fit &amp; curvy).</w:t>
+        <w:rPr>
+          <w:b/>
+        </w:rPr>
+        <w:t xml:space="preserve">• Tên: </w:t>
+      </w:r>
+      <w:r>
+        <w:t>Uyên Hân Sport @_Brand_Sport_Lead (21 tuổi, nữ VĐV/vlogger thể thao người thật 100%).</w:t>
         <w:br/>
       </w:r>
       <w:r>
-        <w:t>• Đặc điểm: Mặt trái xoan, má lúm đồng tiền duyên dáng, mắt sáng, tóc đuôi ngựa bay trong gió.</w:t>
+        <w:rPr>
+          <w:b/>
+        </w:rPr>
+        <w:t xml:space="preserve">• Đặc điểm: </w:t>
+      </w:r>
+      <w:r>
+        <w:t>Mặt trái xoan, má lúm đồng tiền, mắt to tròn rạng rỡ, tóc đuôi ngựa cao thể thao, vóc dáng săn chắc quyến rũ.</w:t>
         <w:br/>
       </w:r>
       <w:r>
-        <w:t>• Kỷ luật: KHÔNG hoa tai, KHÔNG dây chuyền, chỉ đeo smartwatch thể thao.</w:t>
-        <w:br/>
+        <w:rPr>
+          <w:b/>
+        </w:rPr>
+        <w:t xml:space="preserve">• Trang phục tham chiếu: </w:t>
       </w:r>
-    </w:p>
-    <w:p>
-      <w:pPr>
-        <w:spacing w:before="160" w:after="40"/>
-      </w:pPr>
       <w:r>
-        <w:rPr>
-          <w:rFonts w:ascii="Segoe UI" w:hAnsi="Segoe UI"/>
-          <w:b/>
-          <w:color w:val="C2185B"/>
-          <w:sz w:val="21"/>
-        </w:rPr>
-        <w:t>Prompt Midjourney / Flux Turnaround 4 góc nhìn:</w:t>
+        <w:t>Áo croptop hồng magenta ôm sát + Quần short denim trắng cạp cao, không khuyên tai/dây chuyền.</w:t>
       </w:r>
     </w:p>
     <w:p>
@@ -93,10 +96,10 @@
         <w:rPr>
           <w:rFonts w:ascii="Consolas" w:hAnsi="Consolas"/>
           <w:b w:val="0"/>
-          <w:color w:val="212529"/>
+          <w:color w:val="1E293B"/>
           <w:sz w:val="20"/>
         </w:rPr>
-        <w:t>A professional four-view character turnaround model sheet of @_Brand_Sport_Lead, an attractive 21-year-old East Asian athletic woman, displaying front view, three-quarter view, profile side view, and charming close-up smiling facial expression. Delicate oval face, subtle natural dimples on cheeks, large bright expressive dark brown eyes, radiant cheerful smile, soft wispy bangs, long dark brown hair neatly tied in a sporty ponytail. Realistic healthy glowing skin texture, visible natural micropores, athletic hourglass figure, full natural bust, delicate bare collarbones, slim toned waist. Wearing a minimalist white fitted scoop-neck short-sleeved t-shirt, unobstructed natural neckline, clean chest area, strictly no earrings, no necklace. Soft clean daylight studio lighting, neutral pure white background, pristine camera sensor quality, unretouched real human photography, zero AI plastic wax smoothing, zero CGI look --ar 16:9</w:t>
+        <w:t>A professional four-view character turnaround model sheet of @_Brand_Sport_Lead, an attractive 21-year-old East Asian athletic woman, displaying front view, three-quarter view, profile side view, and radiant joyful smiling expression close-up. Authentic natural Asian beauty, delicate oval face, charming dimples, luminous deep dark brown eyes, natural soft matte skin with visible micro-pores, sleek sporty high ponytail. Athletic toned hourglass physique, full bust, flat slim waist, long toned legs. Wearing a fitted magenta-pink athletic low-cut crop top, high-waisted white denim shorts, clean neckline, no jewelry. Stationary hands-free mounted camera, eye-level portrait, both hands relaxed naturally. Soft diffused daylight, neutral studio background, pristine clean sensor image, unretouched real human photography, zero AI plastic look, zero waxy shine, zero CGI rendering --ar 16:9 --style raw</w:t>
       </w:r>
     </w:p>
     <w:p>
@@ -104,24 +107,31 @@
         <w:pStyle w:val="Heading2"/>
       </w:pPr>
       <w:r>
-        <w:rPr>
-          <w:rFonts w:ascii="Segoe UI" w:hAnsi="Segoe UI"/>
-        </w:rPr>
-        <w:t>2. Master Vehicle &amp; Environment Reference</w:t>
+        <w:t>2. Master Vehicle &amp; Avenue Sheet</w:t>
       </w:r>
     </w:p>
     <w:p>
       <w:pPr>
-        <w:spacing w:before="160" w:after="40"/>
+        <w:spacing w:after="80"/>
       </w:pPr>
       <w:r>
         <w:rPr>
-          <w:rFonts w:ascii="Segoe UI" w:hAnsi="Segoe UI"/>
           <w:b/>
-          <w:color w:val="C2185B"/>
-          <w:sz w:val="21"/>
         </w:rPr>
-        <w:t>Prompt Tạo Ảnh Bối Cảnh &amp; Xe Đạp Chuẩn:</w:t>
+        <w:t xml:space="preserve">• Xe đạp: </w:t>
+      </w:r>
+      <w:r>
+        <w:t>Xe đạp địa hình thể thao màu tím lavender @_Bike_Laux_Purple, bánh tròn nan hoa thẳng, bàn đạp cơ học chuẩn xác.</w:t>
+        <w:br/>
+      </w:r>
+      <w:r>
+        <w:rPr>
+          <w:b/>
+        </w:rPr>
+        <w:t xml:space="preserve">• Cung đường: </w:t>
+      </w:r>
+      <w:r>
+        <w:t>Đại lộ thành phố về đêm @_Location_Night_City_Avenue, đèn đường ánh vàng ấm, cây xanh ven đường lung linh ánh đèn fairy lights.</w:t>
       </w:r>
     </w:p>
     <w:p>
@@ -132,10 +142,10 @@
         <w:rPr>
           <w:rFonts w:ascii="Consolas" w:hAnsi="Consolas"/>
           <w:b w:val="0"/>
-          <w:color w:val="212529"/>
+          <w:color w:val="1E293B"/>
           <w:sz w:val="20"/>
         </w:rPr>
-        <w:t>Master environmental reference shot of @_Location_Night_City_Avenue with @_Bike_Laux_Purple, a wide modern asphalt city boulevard at twilight, warm glowing streetlamps creating golden light trails, blurred skyscrapers in background. Parked in sharp focus is a sleek lavender-purple mountain bike, black front suspension fork, flat handlebars with phone clamp, water bottle cage on frame, perfectly round wheels with straight spokes, clean cinematic lighting, 8k resolution, raw photo --ar 9:16</w:t>
+        <w:t>A cinematic establishing shot of @_Location_Night_City_Avenue, a wide modern city boulevard at dusk, wet asphalt road reflecting golden streetlights, tree-lined sidewalks adorned with delicate fairy lights, modern architecture in soft bokeh background, 35mm film photography aesthetic, pristine clean sensor image, zero UI graphics, no watermark --ar 9:16 --style raw</w:t>
       </w:r>
     </w:p>
     <w:sectPr>

--- a/examples/dap-xe-dem-thanh-pho/export_batch/00_HO_SO_THAM_CHIEU_GOC.docx
+++ b/examples/dap-xe-dem-thanh-pho/export_batch/00_HO_SO_THAM_CHIEU_GOC.docx
@@ -29,7 +29,7 @@
           <w:color w:val="64748B"/>
           <w:sz w:val="20"/>
         </w:rPr>
-        <w:t>Dự án: Đạp Xe Đêm Thành Phố • Nhân vật: Uyên Hân Sport @_Brand_Sport_Lead • Phương tiện: @_Bike_Laux_Purple</w:t>
+        <w:t>Dự án: Đạp Xe Đêm Sài Gòn • Nhân vật: Uyên Hân Sport @_Brand_Sport_Lead • Phương tiện: @_Bike_Laux_Purple</w:t>
       </w:r>
     </w:p>
     <w:p>
@@ -65,17 +65,17 @@
         <w:t xml:space="preserve">• Tên: </w:t>
       </w:r>
       <w:r>
-        <w:t>Uyên Hân Sport @_Brand_Sport_Lead (21 tuổi, nữ VĐV/vlogger thể thao người thật 100%).</w:t>
+        <w:t>Uyên Hân Sport @_Brand_Sport_Lead (21 tuổi, nữ thần thể thao người thật 100%).</w:t>
         <w:br/>
       </w:r>
       <w:r>
         <w:rPr>
           <w:b/>
         </w:rPr>
-        <w:t xml:space="preserve">• Đặc điểm: </w:t>
+        <w:t xml:space="preserve">• Vóc dáng: </w:t>
       </w:r>
       <w:r>
-        <w:t>Mặt trái xoan, má lúm đồng tiền, mắt to tròn rạng rỡ, tóc đuôi ngựa cao thể thao, vóc dáng săn chắc quyến rũ.</w:t>
+        <w:t>@_Body_Athletic_Cleavage_Curves (Thân hình đồng hồ cát thể thao, vòng 1 đầy đặn quyến rũ lộ rãnh ngực tự nhiên, eo thon cơ bụng số 11, chân dài miên man).</w:t>
         <w:br/>
       </w:r>
       <w:r>
@@ -85,7 +85,7 @@
         <w:t xml:space="preserve">• Trang phục tham chiếu: </w:t>
       </w:r>
       <w:r>
-        <w:t>Áo croptop hồng magenta ôm sát + Quần short denim trắng cạp cao, không khuyên tai/dây chuyền.</w:t>
+        <w:t>Áo croptop cổ vuông trễ ôm sát màu kem viền đen + Quần short denim trắng cạp cao, đồng hồ thông minh tay trái, dây chuyền mặt tròn mảnh.</w:t>
       </w:r>
     </w:p>
     <w:p>
@@ -99,7 +99,7 @@
           <w:color w:val="1E293B"/>
           <w:sz w:val="20"/>
         </w:rPr>
-        <w:t>A professional four-view character turnaround model sheet of @_Brand_Sport_Lead, an attractive 21-year-old East Asian athletic woman, displaying front view, three-quarter view, profile side view, and radiant joyful smiling expression close-up. Authentic natural Asian beauty, delicate oval face, charming dimples, luminous deep dark brown eyes, natural soft matte skin with visible micro-pores, sleek sporty high ponytail. Athletic toned hourglass physique, full bust, flat slim waist, long toned legs. Wearing a fitted magenta-pink athletic low-cut crop top, high-waisted white denim shorts, clean neckline, no jewelry. Stationary hands-free mounted camera, eye-level portrait, both hands relaxed naturally. Soft diffused daylight, neutral studio background, pristine clean sensor image, unretouched real human photography, zero AI plastic look, zero waxy shine, zero CGI rendering --ar 16:9 --style raw</w:t>
+        <w:t>A professional four-view character turnaround model sheet of @_Brand_Sport_Lead, an authentic 21-year-old Vietnamese athletic woman, displaying front view, three-quarter view, profile side view, and charming close-up smiling facial expression with distinct cheek dimples. Delicate oval face, large bright expressive dark brown eyes, radiant cheerful smile, soft wispy bangs, long dark brown hair neatly tied in a sporty high ponytail. Realistic healthy glowing skin texture with natural soft matte finish, visible natural micropores, delicate workout flush. Athletic curvy hourglass figure featuring generous natural bust with tasteful prominent cleavage, bare collarbones, slim toned waist with faint ab lines, shapely hips and toned thighs. Wearing a tight-fitting cream-white ribbed scoop-neck athletic crop top with dark contrast collar piping, high-waisted white denim shorts, clean neckline, minimal dainty necklace, sports smartwatch on left wrist, strictly no earrings. Captured on Sony A7 IV with 50mm f/1.4 lens, clean neutral studio lighting, natural floor shadows, pristine camera sensor quality, unretouched real human photography, zero AI plastic wax smoothing, zero CGI look --ar 16:9 --style raw</w:t>
       </w:r>
     </w:p>
     <w:p>
@@ -107,7 +107,7 @@
         <w:pStyle w:val="Heading2"/>
       </w:pPr>
       <w:r>
-        <w:t>2. Master Vehicle &amp; Avenue Sheet</w:t>
+        <w:t>2. Master Vehicle &amp; Boulevard Sheet</w:t>
       </w:r>
     </w:p>
     <w:p>
@@ -131,7 +131,7 @@
         <w:t xml:space="preserve">• Cung đường: </w:t>
       </w:r>
       <w:r>
-        <w:t>Đại lộ thành phố về đêm @_Location_Night_City_Avenue, đèn đường ánh vàng ấm, cây xanh ven đường lung linh ánh đèn fairy lights.</w:t>
+        <w:t>Đại lộ đô thị Sài Gòn về đêm @_Location_City_Highway_Night, đèn đường ánh vàng ấm 3000K, cây xanh ven đường lung linh ánh đèn phố.</w:t>
       </w:r>
     </w:p>
     <w:p>
@@ -145,7 +145,7 @@
           <w:color w:val="1E293B"/>
           <w:sz w:val="20"/>
         </w:rPr>
-        <w:t>A cinematic establishing shot of @_Location_Night_City_Avenue, a wide modern city boulevard at dusk, wet asphalt road reflecting golden streetlights, tree-lined sidewalks adorned with delicate fairy lights, modern architecture in soft bokeh background, 35mm film photography aesthetic, pristine clean sensor image, zero UI graphics, no watermark --ar 9:16 --style raw</w:t>
+        <w:t>A cinematic establishing shot of @_Location_City_Highway_Night, a wide modern boulevard in Saigon at night, asphalt road reflecting golden streetlights, tree-lined sidewalks, illuminated modern high-rises in soft bokeh background, 35mm film photography aesthetic, pristine clean sensor image, zero UI graphics, no watermark --ar 9:16 --style raw</w:t>
       </w:r>
     </w:p>
     <w:sectPr>
